--- a/examples/resilient-retrofits/jobs/alder-st/output/Work Order - HVAC - Alder - 2026-07-29.docx
+++ b/examples/resilient-retrofits/jobs/alder-st/output/Work Order - HVAC - Alder - 2026-07-29.docx
@@ -267,7 +267,7 @@
                 <w:b/>
                 <w:sz w:val="20"/>
               </w:rPr>
-              <w:t>Phone</w:t>
+              <w:t>Homeowner phone</w:t>
             </w:r>
           </w:p>
         </w:tc>
@@ -354,7 +354,7 @@
                 <w:rFonts w:ascii="Arial" w:hAnsi="Arial"/>
                 <w:sz w:val="20"/>
               </w:rPr>
-              <w:t>Kyle — (503) 555-0117</w:t>
+              <w:t>Kyle Kanooth, Project Manager — (503) 555-0117</w:t>
             </w:r>
           </w:p>
         </w:tc>
@@ -548,7 +548,52 @@
           <w:color w:val="C0504D"/>
           <w:sz w:val="22"/>
         </w:rPr>
-        <w:t>⚠  SAFETY FLAGS: LEAD PAINT — 1962 home, lead-safe (RRP) practices on any paint disturbance</w:t>
+        <w:t>⚠  SAFETY FLAGS: LEAD PAINT — 1962 home. Use lead-safe (RRP) practices any time you disturb paint.</w:t>
+      </w:r>
+    </w:p>
+    <w:p>
+      <w:pPr>
+        <w:spacing w:before="200" w:after="80"/>
+        <w:pBdr>
+          <w:bottom w:val="single" w:sz="8" w:space="1" w:color="7BA05B"/>
+        </w:pBdr>
+      </w:pPr>
+      <w:r>
+        <w:rPr>
+          <w:rFonts w:ascii="Arial" w:hAnsi="Arial"/>
+          <w:b/>
+          <w:color w:val="2D5016"/>
+          <w:sz w:val="24"/>
+        </w:rPr>
+        <w:t>This Trade in the Install Week</w:t>
+      </w:r>
+    </w:p>
+    <w:p>
+      <w:pPr>
+        <w:spacing w:before="40" w:after="40"/>
+      </w:pPr>
+      <w:r>
+        <w:rPr>
+          <w:rFonts w:ascii="Arial" w:hAnsi="Arial"/>
+          <w:b w:val="0"/>
+          <w:i w:val="0"/>
+          <w:sz w:val="20"/>
+        </w:rPr>
+        <w:t>•  Day 1 (Mon) — Furnace out + attic open + air-seal start</w:t>
+      </w:r>
+    </w:p>
+    <w:p>
+      <w:pPr>
+        <w:spacing w:before="40" w:after="40"/>
+      </w:pPr>
+      <w:r>
+        <w:rPr>
+          <w:rFonts w:ascii="Arial" w:hAnsi="Arial"/>
+          <w:b w:val="0"/>
+          <w:i w:val="0"/>
+          <w:sz w:val="20"/>
+        </w:rPr>
+        <w:t>•  Day 2 (Tue) — Heat pump + ducts + seal + blow</w:t>
       </w:r>
     </w:p>
     <w:p>
@@ -695,7 +740,7 @@
                 <w:rFonts w:ascii="Arial" w:hAnsi="Arial"/>
                 <w:sz w:val="18"/>
               </w:rPr>
-              <w:t>Remove gas furnace</w:t>
+              <w:t>Remove the gas furnace</w:t>
             </w:r>
           </w:p>
         </w:tc>
@@ -723,7 +768,7 @@
                 <w:rFonts w:ascii="Arial" w:hAnsi="Arial"/>
                 <w:sz w:val="18"/>
               </w:rPr>
-              <w:t>Cap gas at the appliance, remove furnace + attic duct runs, haul away</w:t>
+              <w:t>Cap the gas at the appliance. Remove the furnace and all attic duct runs. Haul away.</w:t>
             </w:r>
           </w:p>
         </w:tc>
@@ -781,7 +826,7 @@
                 <w:rFonts w:ascii="Arial" w:hAnsi="Arial"/>
                 <w:sz w:val="18"/>
               </w:rPr>
-              <w:t>Install ductless heat pump</w:t>
+              <w:t>Install the ductless heat pump</w:t>
             </w:r>
           </w:p>
         </w:tc>
@@ -809,7 +854,7 @@
                 <w:rFonts w:ascii="Arial" w:hAnsi="Arial"/>
                 <w:sz w:val="18"/>
               </w:rPr>
-              <w:t>24k cold-climate outdoor unit on east wall pad, 12k wall head (living), 9k wall head (bedroom), linesets through attic</w:t>
+              <w:t>24k cold-climate outdoor unit on the east-wall pad. 12k wall head in the living room, 9k in the bedroom. Linesets run through the attic.</w:t>
             </w:r>
           </w:p>
         </w:tc>
@@ -895,7 +940,7 @@
                 <w:rFonts w:ascii="Arial" w:hAnsi="Arial"/>
                 <w:sz w:val="18"/>
               </w:rPr>
-              <w:t>Duct new 300 CFM hood through upper cabinet, out the wall cap with damper</w:t>
+              <w:t>Duct the new 300 CFM hood through the upper cabinet and out the wall cap with a damper.</w:t>
             </w:r>
           </w:p>
         </w:tc>
@@ -981,7 +1026,7 @@
                 <w:rFonts w:ascii="Arial" w:hAnsi="Arial"/>
                 <w:sz w:val="18"/>
               </w:rPr>
-              <w:t>ENERGY STAR 110 CFM fan with humidistat, duct out the roof, first 3 ft straight</w:t>
+              <w:t>ENERGY STAR 110 CFM fan with humidistat. Duct out the roof — first 3 feet straight.</w:t>
             </w:r>
           </w:p>
         </w:tc>
@@ -2751,7 +2796,7 @@
           <w:i w:val="0"/>
           <w:sz w:val="20"/>
         </w:rPr>
-        <w:t>•  Homeowner is on video calls in the back office — knock at the front door, headphones mean go around</w:t>
+        <w:t>•  Casey is on video calls in the back office. Knock at the front door. Headphones mean go around.</w:t>
       </w:r>
     </w:p>
     <w:p>
@@ -2765,7 +2810,7 @@
           <w:i w:val="0"/>
           <w:sz w:val="20"/>
         </w:rPr>
-        <w:t>•  Keep the driveway clear of material staging after 4pm (street sweeping Tuesday)</w:t>
+        <w:t>•  The cat is friendly and sneaky. Check for her before closing the attic hatch.</w:t>
       </w:r>
     </w:p>
     <w:p>
@@ -2779,7 +2824,7 @@
           <w:i w:val="0"/>
           <w:sz w:val="20"/>
         </w:rPr>
-        <w:t>•  Cat is friendly and sneaky — check for her before closing the attic hatch</w:t>
+        <w:t>•  The hood and bath-fan duct spots are marked with orange paint in the attic — WX held them open Day 1. Run your ducts there, then tell WX so they can seal around them.</w:t>
       </w:r>
     </w:p>
     <w:p>
@@ -2907,7 +2952,7 @@
                 <w:i/>
                 <w:sz w:val="16"/>
               </w:rPr>
-              <w:t>Furnace closet, hallway — gas capped at the appliance Day 1</w:t>
+              <w:t>Furnace closet in the hallway. Cap the gas at the appliance — the meter stays live for the range and water heater.</w:t>
             </w:r>
           </w:p>
         </w:tc>
@@ -2925,7 +2970,7 @@
                 <w:i/>
                 <w:sz w:val="16"/>
               </w:rPr>
-              <w:t>East wall ODU location — pad here, lineset penetration sealed after ducts run</w:t>
+              <w:t>East wall. The ODU pad goes here. Seal the lineset penetration after the ducts run.</w:t>
             </w:r>
           </w:p>
         </w:tc>
@@ -3029,7 +3074,7 @@
                 <w:i/>
                 <w:sz w:val="16"/>
               </w:rPr>
-              <w:t>Hall bath fan location — duct out the roof, first 3 ft straight</w:t>
+              <w:t>Hall bath fan location. Duct out the roof — first 3 feet straight.</w:t>
             </w:r>
           </w:p>
         </w:tc>
@@ -3047,7 +3092,7 @@
                 <w:i/>
                 <w:sz w:val="16"/>
               </w:rPr>
-              <w:t>Range wall — hood ducts through the upper cabinet, out the wall cap</w:t>
+              <w:t>Range wall. The hood ducts through the upper cabinet and out the wall cap. Mount the controls where Casey can reach them.</w:t>
             </w:r>
           </w:p>
         </w:tc>
